--- a/schedule.docx
+++ b/schedule.docx
@@ -10,7 +10,7 @@
         <w:t xml:space="preserve">📅 Schedule</w:t>
       </w:r>
     </w:p>
-    <w:bookmarkStart w:id="26" w:name="course-outline-readings"/>
+    <w:bookmarkStart w:id="15" w:name="course-outline-readings"/>
     <w:p>
       <w:pPr>
         <w:pStyle w:val="Heading2"/>
@@ -423,7 +423,7 @@
               <w:pStyle w:val="Compact"/>
             </w:pPr>
             <w:r>
-              <w:t xml:space="preserve">7,8</w:t>
+              <w:t xml:space="preserve">7, 8</w:t>
             </w:r>
           </w:p>
         </w:tc>
@@ -773,18 +773,18 @@
                 <wp:inline>
                   <wp:extent cx="152400" cy="152400"/>
                   <wp:effectExtent b="0" l="0" r="0" t="0"/>
-                  <wp:docPr descr="" title="" id="21" name="Picture"/>
+                  <wp:docPr descr="" title="" id="10" name="Picture"/>
                   <a:graphic>
                     <a:graphicData uri="http://schemas.openxmlformats.org/drawingml/2006/picture">
                       <pic:pic>
                         <pic:nvPicPr>
-                          <pic:cNvPr descr="/opt/quarto/share/formats/docx/tip.png" id="22" name="Picture"/>
+                          <pic:cNvPr descr="/opt/quarto/share/formats/docx/tip.png" id="11" name="Picture"/>
                           <pic:cNvPicPr>
                             <a:picLocks noChangeArrowheads="1" noChangeAspect="1"/>
                           </pic:cNvPicPr>
                         </pic:nvPicPr>
                         <pic:blipFill>
-                          <a:blip r:embed="rId20"/>
+                          <a:blip r:embed="rId9"/>
                           <a:stretch>
                             <a:fillRect/>
                           </a:stretch>
@@ -868,7 +868,7 @@
             <w:r>
               <w:t xml:space="preserve"> </w:t>
             </w:r>
-            <w:hyperlink r:id="rId23">
+            <w:hyperlink r:id="rId12">
               <w:r>
                 <w:rPr>
                   <w:rStyle w:val="Hyperlink"/>
@@ -916,7 +916,7 @@
             <w:r>
               <w:t xml:space="preserve"> </w:t>
             </w:r>
-            <w:hyperlink r:id="rId24">
+            <w:hyperlink r:id="rId13">
               <w:r>
                 <w:rPr>
                   <w:rStyle w:val="Hyperlink"/>
@@ -964,7 +964,7 @@
             <w:r>
               <w:t xml:space="preserve"> </w:t>
             </w:r>
-            <w:hyperlink r:id="rId25">
+            <w:hyperlink r:id="rId14">
               <w:r>
                 <w:rPr>
                   <w:rStyle w:val="Hyperlink"/>
@@ -991,8 +991,8 @@
         </w:tc>
       </w:tr>
     </w:tbl>
-    <w:bookmarkEnd w:id="26"/>
-    <w:bookmarkStart w:id="27" w:name="a-word-on-reading"/>
+    <w:bookmarkEnd w:id="15"/>
+    <w:bookmarkStart w:id="16" w:name="a-word-on-reading"/>
     <w:p>
       <w:pPr>
         <w:pStyle w:val="Heading2"/>
@@ -1006,7 +1006,7 @@
         <w:pStyle w:val="FirstParagraph"/>
       </w:pPr>
       <w:r>
-        <w:t xml:space="preserve">Reading in a statistics class is different from a substantive class. You should generally keep up with readings, but you are not expected to thoroughly digest them by the day we cover them in class. The textbooks serve as an additional resource to lectures and help you understand the material more effectively. They may also cover detail we don’t emphasize in class (and vice versa).</w:t>
+        <w:t xml:space="preserve">Reading in a statistics course is different from a substantive course. You should generally keep up with readings, but you are not expected to thoroughly digest them by the day we cover them in class. The textbooks serve as an additional resource to lectures and help you understand the material more effectively. They may also cover details we don’t emphasize in class (and vice versa).</w:t>
       </w:r>
     </w:p>
     <w:p>
@@ -1219,7 +1219,7 @@
         <w:t xml:space="preserve">We will cover the above material in sequence, with particular readings recommended for each day announced in class (and in slides) ahead of time where appropriate. In general, if you need to prioritize, make sure to focus on your weekly assignment first, and readings second.</w:t>
       </w:r>
     </w:p>
-    <w:bookmarkEnd w:id="27"/>
+    <w:bookmarkEnd w:id="16"/>
     <w:sectPr>
       <w:footnotePr>
         <w:numRestart w:val="eachSect"/>
@@ -1450,10 +1450,10 @@
   <w:docDefaults>
     <w:rPrDefault>
       <w:rPr>
-        <w:rFonts w:asciiTheme="minorHAnsi" w:cstheme="minorBidi" w:eastAsiaTheme="minorHAnsi" w:hAnsiTheme="minorHAnsi"/>
+        <w:rFonts w:asciiTheme="minorHAnsi" w:cstheme="minorBidi" w:eastAsiaTheme="minorEastAsia" w:hAnsiTheme="minorHAnsi"/>
         <w:sz w:val="24"/>
         <w:szCs w:val="24"/>
-        <w:lang w:bidi="ar-SA" w:eastAsia="en-US" w:val="en-US"/>
+        <w:lang w:bidi="ar-SA" w:eastAsia="zh-CN" w:val="en-US"/>
       </w:rPr>
     </w:rPrDefault>
     <w:pPrDefault>
@@ -1994,13 +1994,6 @@
       </w:tblCellMar>
     </w:tblPr>
     <w:tblStylePr w:type="firstRow">
-      <w:tblPr>
-        <w:jc w:val="left"/>
-        <w:tblInd w:type="dxa" w:w="0"/>
-      </w:tblPr>
-      <w:trPr>
-        <w:jc w:val="left"/>
-      </w:trPr>
       <w:tcPr>
         <w:tcBorders>
           <w:bottom w:val="single"/>

--- a/schedule.docx
+++ b/schedule.docx
@@ -1195,7 +1195,7 @@
         <w:t xml:space="preserve"> </w:t>
       </w:r>
       <w:r>
-        <w:t xml:space="preserve">has lots of good examples from Public Administration, but the content sequencing is more intuitive in</w:t>
+        <w:t xml:space="preserve">has lots of good examples from public administration, but the content sequencing is more intuitive in</w:t>
       </w:r>
       <w:r>
         <w:t xml:space="preserve"> </w:t>
